--- a/data/employees/EMP040/AST-EMP040-03.docx
+++ b/data/employees/EMP040/AST-EMP040-03.docx
@@ -7,10 +7,7 @@
         <w:pStyle w:val="Heading1"/>
       </w:pPr>
       <w:r>
-        <w:rPr>
-          <w:sz w:val="36"/>
-        </w:rPr>
-        <w:t>Design specification - EMP040</w:t>
+        <w:t>Ast Emp040 03 - EMP040</w:t>
       </w:r>
     </w:p>
     <w:p>
@@ -18,130 +15,32 @@
         <w:pStyle w:val="Heading2"/>
       </w:pPr>
       <w:r>
-        <w:t>Document Metadata</w:t>
-      </w:r>
-    </w:p>
-    <w:tbl>
-      <w:tblPr>
-        <w:tblStyle w:val="TableGrid"/>
-        <w:tblW w:type="auto" w:w="0"/>
-        <w:tblLook w:firstColumn="1" w:firstRow="1" w:lastColumn="0" w:lastRow="0" w:noHBand="0" w:noVBand="1" w:val="04A0"/>
-      </w:tblPr>
-      <w:tblGrid>
-        <w:gridCol w:w="4320"/>
-        <w:gridCol w:w="4320"/>
-      </w:tblGrid>
-      <w:tr>
-        <w:tc>
-          <w:tcPr>
-            <w:tcW w:type="dxa" w:w="4320"/>
-          </w:tcPr>
-          <w:p>
-            <w:r>
-              <w:t>Author</w:t>
-            </w:r>
-          </w:p>
-        </w:tc>
-        <w:tc>
-          <w:tcPr>
-            <w:tcW w:type="dxa" w:w="4320"/>
-          </w:tcPr>
-          <w:p>
-            <w:r>
-              <w:t>Skyler Chen</w:t>
-            </w:r>
-          </w:p>
-        </w:tc>
-      </w:tr>
-      <w:tr>
-        <w:tc>
-          <w:tcPr>
-            <w:tcW w:type="dxa" w:w="4320"/>
-          </w:tcPr>
-          <w:p>
-            <w:r>
-              <w:t>Role / Department</w:t>
-            </w:r>
-          </w:p>
-        </w:tc>
-        <w:tc>
-          <w:tcPr>
-            <w:tcW w:type="dxa" w:w="4320"/>
-          </w:tcPr>
-          <w:p>
-            <w:r>
-              <w:t>Engineer | Engineering</w:t>
-            </w:r>
-          </w:p>
-        </w:tc>
-      </w:tr>
-      <w:tr>
-        <w:tc>
-          <w:tcPr>
-            <w:tcW w:type="dxa" w:w="4320"/>
-          </w:tcPr>
-          <w:p>
-            <w:r>
-              <w:t>Location</w:t>
-            </w:r>
-          </w:p>
-        </w:tc>
-        <w:tc>
-          <w:tcPr>
-            <w:tcW w:type="dxa" w:w="4320"/>
-          </w:tcPr>
-          <w:p>
-            <w:r>
-              <w:t>Fremont</w:t>
-            </w:r>
-          </w:p>
-        </w:tc>
-      </w:tr>
-      <w:tr>
-        <w:tc>
-          <w:tcPr>
-            <w:tcW w:type="dxa" w:w="4320"/>
-          </w:tcPr>
-          <w:p>
-            <w:r>
-              <w:t>Last Modified</w:t>
-            </w:r>
-          </w:p>
-        </w:tc>
-        <w:tc>
-          <w:tcPr>
-            <w:tcW w:type="dxa" w:w="4320"/>
-          </w:tcPr>
-          <w:p>
-            <w:r>
-              <w:t>2025-02-13</w:t>
-            </w:r>
-          </w:p>
-        </w:tc>
-      </w:tr>
-    </w:tbl>
-    <w:p/>
-    <w:p>
-      <w:pPr>
-        <w:pStyle w:val="Heading2"/>
-      </w:pPr>
-      <w:r>
-        <w:t>Specification</w:t>
+        <w:t>Page 1</w:t>
       </w:r>
     </w:p>
     <w:p>
       <w:r>
-        <w:t>Design Specification: Microservices Event Bus Architecture</w:t>
+        <w:t>Section 1: Operational risk review. EMP040 contributes to ast emp040 03 through recurring collaboration, clear ownership boundaries, and measurable outcomes. The team captures decisions, open issues, and handoffs so that knowledge remains discoverable for future programs.</w:t>
       </w:r>
     </w:p>
     <w:p>
       <w:r>
-        <w:t>Version: 1.5</w:t>
+        <w:t>Section 2: Automation backlog refinement. EMP040 contributes to ast emp040 03 through recurring collaboration, clear ownership boundaries, and measurable outcomes. The team captures decisions, open issues, and handoffs so that knowledge remains discoverable for future programs.</w:t>
       </w:r>
     </w:p>
     <w:p>
       <w:r>
-        <w:t>This specification describes the event-driven architecture for the microservices platform. Services communicate via Azure Service Bus topics. Dead-letter queues are monitored with alerting thresholds. Schema registry enforces backward-compatible contract evolution.</w:t>
+        <w:t>Section 3: Automation backlog refinement. EMP040 contributes to ast emp040 03 through recurring collaboration, clear ownership boundaries, and measurable outcomes. The team captures decisions, open issues, and handoffs so that knowledge remains discoverable for future programs.</w:t>
+      </w:r>
+    </w:p>
+    <w:p>
+      <w:r>
+        <w:t>Section 4: Operational risk review. EMP040 contributes to ast emp040 03 through recurring collaboration, clear ownership boundaries, and measurable outcomes. The team captures decisions, open issues, and handoffs so that knowledge remains discoverable for future programs.</w:t>
+      </w:r>
+    </w:p>
+    <w:p>
+      <w:r>
+        <w:br w:type="page"/>
       </w:r>
     </w:p>
     <w:p>
@@ -149,12 +48,60 @@
         <w:pStyle w:val="Heading2"/>
       </w:pPr>
       <w:r>
-        <w:t>Author Competencies</w:t>
+        <w:t>Page 2</w:t>
       </w:r>
     </w:p>
     <w:p>
       <w:r>
-        <w:t>Azure AI, Synapse, Kusto, SQL</w:t>
+        <w:t>Section 1: Automation backlog refinement. EMP040 contributes to ast emp040 03 through recurring collaboration, clear ownership boundaries, and measurable outcomes. The team captures decisions, open issues, and handoffs so that knowledge remains discoverable for future programs.</w:t>
+      </w:r>
+    </w:p>
+    <w:p>
+      <w:r>
+        <w:t>Section 2: Department KPI performance. EMP040 contributes to ast emp040 03 through recurring collaboration, clear ownership boundaries, and measurable outcomes. The team captures decisions, open issues, and handoffs so that knowledge remains discoverable for future programs.</w:t>
+      </w:r>
+    </w:p>
+    <w:p>
+      <w:r>
+        <w:t>Section 3: Department KPI performance. EMP040 contributes to ast emp040 03 through recurring collaboration, clear ownership boundaries, and measurable outcomes. The team captures decisions, open issues, and handoffs so that knowledge remains discoverable for future programs.</w:t>
+      </w:r>
+    </w:p>
+    <w:p>
+      <w:r>
+        <w:t>Section 4: Fabric semantic model planning. EMP040 contributes to ast emp040 03 through recurring collaboration, clear ownership boundaries, and measurable outcomes. The team captures decisions, open issues, and handoffs so that knowledge remains discoverable for future programs.</w:t>
+      </w:r>
+    </w:p>
+    <w:p>
+      <w:r>
+        <w:br w:type="page"/>
+      </w:r>
+    </w:p>
+    <w:p>
+      <w:pPr>
+        <w:pStyle w:val="Heading2"/>
+      </w:pPr>
+      <w:r>
+        <w:t>Page 3</w:t>
+      </w:r>
+    </w:p>
+    <w:p>
+      <w:r>
+        <w:t>Section 1: Knowledge transfer and onboarding. EMP040 contributes to ast emp040 03 through recurring collaboration, clear ownership boundaries, and measurable outcomes. The team captures decisions, open issues, and handoffs so that knowledge remains discoverable for future programs.</w:t>
+      </w:r>
+    </w:p>
+    <w:p>
+      <w:r>
+        <w:t>Section 2: Fabric semantic model planning. EMP040 contributes to ast emp040 03 through recurring collaboration, clear ownership boundaries, and measurable outcomes. The team captures decisions, open issues, and handoffs so that knowledge remains discoverable for future programs.</w:t>
+      </w:r>
+    </w:p>
+    <w:p>
+      <w:r>
+        <w:t>Section 3: Fabric semantic model planning. EMP040 contributes to ast emp040 03 through recurring collaboration, clear ownership boundaries, and measurable outcomes. The team captures decisions, open issues, and handoffs so that knowledge remains discoverable for future programs.</w:t>
+      </w:r>
+    </w:p>
+    <w:p>
+      <w:r>
+        <w:t>Section 4: Knowledge transfer and onboarding. EMP040 contributes to ast emp040 03 through recurring collaboration, clear ownership boundaries, and measurable outcomes. The team captures decisions, open issues, and handoffs so that knowledge remains discoverable for future programs.</w:t>
       </w:r>
     </w:p>
     <w:sectPr>
